--- a/7275/7275 project hr retention/7275 project final.docx
+++ b/7275/7275 project hr retention/7275 project final.docx
@@ -91,7 +91,10 @@
         <w:t xml:space="preserve">Date: </w:t>
       </w:r>
       <w:r>
-        <w:t>April 12</w:t>
+        <w:t>April 1</w:t>
+      </w:r>
+      <w:r>
+        <w:t>8</w:t>
       </w:r>
       <w:r>
         <w:t>, 2026</w:t>
@@ -475,11 +478,23 @@
         <w:t xml:space="preserve"> back testing schema </w:t>
       </w:r>
       <w:r>
-        <w:t>has been attempted however, the results do not align with my hypothesis and thus, I believe I may have inputted it wrong. More time may be needed in this case and hopefully I can get the code to work shortly.</w:t>
-      </w:r>
-    </w:p>
-    <w:p>
-      <w:r>
+        <w:t xml:space="preserve">has been attempted </w:t>
+      </w:r>
+      <w:r>
+        <w:t xml:space="preserve">by mid-term, </w:t>
+      </w:r>
+      <w:r>
+        <w:t xml:space="preserve">however, </w:t>
+      </w:r>
+      <w:r>
+        <w:t>it has been produced below.</w:t>
+      </w:r>
+    </w:p>
+    <w:p>
+      <w:r>
+        <w:rPr>
+          <w:noProof/>
+        </w:rPr>
         <w:lastRenderedPageBreak/>
         <w:drawing>
           <wp:inline distT="0" distB="0" distL="0" distR="0" wp14:anchorId="606453C5" wp14:editId="61564604">
@@ -527,6 +542,9 @@
     <w:p/>
     <w:p>
       <w:r>
+        <w:rPr>
+          <w:noProof/>
+        </w:rPr>
         <w:lastRenderedPageBreak/>
         <w:drawing>
           <wp:inline distT="0" distB="0" distL="0" distR="0" wp14:anchorId="79B1DEE8" wp14:editId="08B6B0F5">
@@ -596,6 +614,9 @@
     <w:p/>
     <w:p>
       <w:r>
+        <w:rPr>
+          <w:noProof/>
+        </w:rPr>
         <w:lastRenderedPageBreak/>
         <w:drawing>
           <wp:inline distT="0" distB="0" distL="0" distR="0" wp14:anchorId="69B843C8" wp14:editId="511811E8">
@@ -683,6 +704,9 @@
     </w:p>
     <w:p>
       <w:r>
+        <w:rPr>
+          <w:noProof/>
+        </w:rPr>
         <w:lastRenderedPageBreak/>
         <w:drawing>
           <wp:inline distT="0" distB="0" distL="0" distR="0" wp14:anchorId="6181AFE3" wp14:editId="4CABE110">
@@ -745,6 +769,9 @@
     <w:p/>
     <w:p>
       <w:r>
+        <w:rPr>
+          <w:noProof/>
+        </w:rPr>
         <w:lastRenderedPageBreak/>
         <w:drawing>
           <wp:inline distT="0" distB="0" distL="0" distR="0" wp14:anchorId="25F30CD3" wp14:editId="447BB472">
@@ -798,6 +825,9 @@
     </w:p>
     <w:p>
       <w:r>
+        <w:rPr>
+          <w:noProof/>
+        </w:rPr>
         <w:drawing>
           <wp:inline distT="0" distB="0" distL="0" distR="0" wp14:anchorId="7449CC6B" wp14:editId="2D9AE2A9">
             <wp:extent cx="5943600" cy="1605915"/>
